--- a/README.docx
+++ b/README.docx
@@ -3593,6 +3593,117 @@
               <w:t>python fast_run.py --no-prewarm             # Skip model pre-loading (faster startup)</w:t>
             </w:r>
           </w:p>
+          <w:p>
+            <w:pPr>
+              <w:spacing w:line="276" w:lineRule="auto" w:after="40" w:before="40"/>
+            </w:pPr>
+            <w:r>
+              <w:rPr>
+                <w:rFonts w:ascii="Consolas" w:hAnsi="Consolas"/>
+                <w:color w:val="595959"/>
+                <w:sz w:val="19"/>
+              </w:rPr>
+              <w:t>python fast_run.py --calibrate              # Record 2s ambient baseline and calibrate thresholds</w:t>
+            </w:r>
+          </w:p>
+          <w:p>
+            <w:pPr>
+              <w:spacing w:line="276" w:lineRule="auto" w:after="40" w:before="40"/>
+            </w:pPr>
+            <w:r>
+              <w:rPr>
+                <w:rFonts w:ascii="Consolas" w:hAnsi="Consolas"/>
+                <w:color w:val="595959"/>
+                <w:sz w:val="19"/>
+              </w:rPr>
+              <w:t>python fast_run.py --investigations         # Print a formatted report of all investigations and exit</w:t>
+            </w:r>
+          </w:p>
+        </w:tc>
+      </w:tr>
+    </w:tbl>
+    <w:p/>
+    <w:p>
+      <w:r>
+        <w:br w:type="page"/>
+      </w:r>
+    </w:p>
+    <w:p/>
+    <w:p>
+      <w:pPr>
+        <w:pStyle w:val="Heading3"/>
+        <w:keepNext/>
+        <w:spacing w:before="160" w:after="40"/>
+      </w:pPr>
+      <w:r>
+        <w:rPr>
+          <w:rFonts w:ascii="Times New Roman" w:hAnsi="Times New Roman"/>
+          <w:b/>
+          <w:i w:val="0"/>
+          <w:color w:val="000000"/>
+          <w:sz w:val="24"/>
+        </w:rPr>
+        <w:t>Option C: Simulation Demo (No Microphone Required)</w:t>
+      </w:r>
+    </w:p>
+    <w:p/>
+    <w:p>
+      <w:pPr>
+        <w:spacing w:line="276" w:lineRule="auto" w:after="120" w:before="0"/>
+        <w:jc w:val="both"/>
+      </w:pPr>
+      <w:r>
+        <w:rPr>
+          <w:rFonts w:ascii="Times New Roman" w:hAnsi="Times New Roman"/>
+          <w:b w:val="0"/>
+          <w:i w:val="0"/>
+          <w:color w:val="000000"/>
+          <w:sz w:val="22"/>
+        </w:rPr>
+        <w:t>Runs a complete, self-contained simulation demonstrating the entire agentic architecture: environment calibration, distress-triggered alerts, multi-turn follow-up investigations (+10s, +30s, +60s), and watchdog report generations.</w:t>
+      </w:r>
+    </w:p>
+    <w:p/>
+    <w:tbl>
+      <w:tblPr>
+        <w:tblStyle w:val="TableGrid"/>
+        <w:tblW w:type="auto" w:w="0"/>
+        <w:tblLook w:firstColumn="1" w:firstRow="1" w:lastColumn="0" w:lastRow="0" w:noHBand="0" w:noVBand="1" w:val="04A0"/>
+      </w:tblPr>
+      <w:tblGrid>
+        <w:gridCol w:w="9003"/>
+      </w:tblGrid>
+      <w:tr>
+        <w:tc>
+          <w:tcPr>
+            <w:tcW w:type="dxa" w:w="9003"/>
+            <w:shd w:val="clear" w:color="auto" w:fill="F2F5F8"/>
+            <w:tcMar>
+              <w:top w:w="140" w:type="dxa"/>
+              <w:bottom w:w="140" w:type="dxa"/>
+              <w:left w:w="200" w:type="dxa"/>
+              <w:right w:w="200" w:type="dxa"/>
+            </w:tcMar>
+            <w:tcBorders>
+              <w:top w:val="single" w:sz="4" w:space="0" w:color="D3D3D3"/>
+              <w:left w:val="single" w:sz="4" w:space="0" w:color="D3D3D3"/>
+              <w:bottom w:val="single" w:sz="4" w:space="0" w:color="D3D3D3"/>
+              <w:right w:val="single" w:sz="4" w:space="0" w:color="D3D3D3"/>
+            </w:tcBorders>
+          </w:tcPr>
+          <w:p>
+            <w:pPr>
+              <w:spacing w:line="276" w:lineRule="auto" w:after="40" w:before="40"/>
+            </w:pPr>
+            <w:r>
+              <w:rPr>
+                <w:rFonts w:ascii="Consolas" w:hAnsi="Consolas"/>
+                <w:color w:val="595959"/>
+                <w:sz w:val="19"/>
+              </w:rPr>
+              <w:t>python demo.py</w:t>
+            </w:r>
+          </w:p>
         </w:tc>
       </w:tr>
     </w:tbl>
@@ -5010,6 +5121,275 @@
           <w:color w:val="000000"/>
           <w:sz w:val="24"/>
         </w:rPr>
+        <w:t>Advanced Agentic Capabilities</w:t>
+      </w:r>
+    </w:p>
+    <w:p/>
+    <w:p>
+      <w:pPr>
+        <w:pStyle w:val="ListBullet"/>
+        <w:spacing w:after="40" w:before="0"/>
+      </w:pPr>
+      <w:r>
+        <w:rPr>
+          <w:rFonts w:ascii="Times New Roman" w:hAnsi="Times New Roman"/>
+          <w:b/>
+          <w:i w:val="0"/>
+          <w:color w:val="000000"/>
+          <w:sz w:val="22"/>
+        </w:rPr>
+        <w:t>Self-Calibrating Agent</w:t>
+      </w:r>
+      <w:r>
+        <w:rPr>
+          <w:rFonts w:ascii="Times New Roman" w:hAnsi="Times New Roman"/>
+          <w:b w:val="0"/>
+          <w:i w:val="0"/>
+          <w:color w:val="000000"/>
+          <w:sz w:val="22"/>
+        </w:rPr>
+        <w:t xml:space="preserve"> (</w:t>
+      </w:r>
+      <w:r>
+        <w:rPr>
+          <w:rFonts w:ascii="Consolas" w:hAnsi="Consolas"/>
+          <w:color w:val="595959"/>
+          <w:sz w:val="19"/>
+        </w:rPr>
+        <w:t>agent/calibration_agent.py</w:t>
+      </w:r>
+      <w:r>
+        <w:rPr>
+          <w:rFonts w:ascii="Times New Roman" w:hAnsi="Times New Roman"/>
+          <w:b w:val="0"/>
+          <w:i w:val="0"/>
+          <w:color w:val="000000"/>
+          <w:sz w:val="22"/>
+        </w:rPr>
+        <w:t xml:space="preserve">): Automatically calibrates the system on startup by recording a 2-second baseline window of ambient environment noise. It classifies the location (e.g. </w:t>
+      </w:r>
+      <w:r>
+        <w:rPr>
+          <w:rFonts w:ascii="Consolas" w:hAnsi="Consolas"/>
+          <w:color w:val="595959"/>
+          <w:sz w:val="19"/>
+        </w:rPr>
+        <w:t>silent_room</w:t>
+      </w:r>
+      <w:r>
+        <w:rPr>
+          <w:rFonts w:ascii="Times New Roman" w:hAnsi="Times New Roman"/>
+          <w:b w:val="0"/>
+          <w:i w:val="0"/>
+          <w:color w:val="000000"/>
+          <w:sz w:val="22"/>
+        </w:rPr>
+        <w:t xml:space="preserve">, </w:t>
+      </w:r>
+      <w:r>
+        <w:rPr>
+          <w:rFonts w:ascii="Consolas" w:hAnsi="Consolas"/>
+          <w:color w:val="595959"/>
+          <w:sz w:val="19"/>
+        </w:rPr>
+        <w:t>office</w:t>
+      </w:r>
+      <w:r>
+        <w:rPr>
+          <w:rFonts w:ascii="Times New Roman" w:hAnsi="Times New Roman"/>
+          <w:b w:val="0"/>
+          <w:i w:val="0"/>
+          <w:color w:val="000000"/>
+          <w:sz w:val="22"/>
+        </w:rPr>
+        <w:t xml:space="preserve">, </w:t>
+      </w:r>
+      <w:r>
+        <w:rPr>
+          <w:rFonts w:ascii="Consolas" w:hAnsi="Consolas"/>
+          <w:color w:val="595959"/>
+          <w:sz w:val="19"/>
+        </w:rPr>
+        <w:t>outdoor</w:t>
+      </w:r>
+      <w:r>
+        <w:rPr>
+          <w:rFonts w:ascii="Times New Roman" w:hAnsi="Times New Roman"/>
+          <w:b w:val="0"/>
+          <w:i w:val="0"/>
+          <w:color w:val="000000"/>
+          <w:sz w:val="22"/>
+        </w:rPr>
+        <w:t xml:space="preserve">, </w:t>
+      </w:r>
+      <w:r>
+        <w:rPr>
+          <w:rFonts w:ascii="Consolas" w:hAnsi="Consolas"/>
+          <w:color w:val="595959"/>
+          <w:sz w:val="19"/>
+        </w:rPr>
+        <w:t>industrial</w:t>
+      </w:r>
+      <w:r>
+        <w:rPr>
+          <w:rFonts w:ascii="Times New Roman" w:hAnsi="Times New Roman"/>
+          <w:b w:val="0"/>
+          <w:i w:val="0"/>
+          <w:color w:val="000000"/>
+          <w:sz w:val="22"/>
+        </w:rPr>
+        <w:t xml:space="preserve">, or </w:t>
+      </w:r>
+      <w:r>
+        <w:rPr>
+          <w:rFonts w:ascii="Consolas" w:hAnsi="Consolas"/>
+          <w:color w:val="595959"/>
+          <w:sz w:val="19"/>
+        </w:rPr>
+        <w:t>machinery_heavy</w:t>
+      </w:r>
+      <w:r>
+        <w:rPr>
+          <w:rFonts w:ascii="Times New Roman" w:hAnsi="Times New Roman"/>
+          <w:b w:val="0"/>
+          <w:i w:val="0"/>
+          <w:color w:val="000000"/>
+          <w:sz w:val="22"/>
+        </w:rPr>
+        <w:t>), configures tailored initial detection thresholds (VAD speech ratios, SNR alerts, anomaly scores, energy spike limits), and dynamically adapts these parameters over time using a false-positive tracking feedback loop.</w:t>
+      </w:r>
+    </w:p>
+    <w:p>
+      <w:pPr>
+        <w:pStyle w:val="ListBullet"/>
+        <w:spacing w:after="40" w:before="0"/>
+      </w:pPr>
+      <w:r>
+        <w:rPr>
+          <w:rFonts w:ascii="Times New Roman" w:hAnsi="Times New Roman"/>
+          <w:b/>
+          <w:i w:val="0"/>
+          <w:color w:val="000000"/>
+          <w:sz w:val="22"/>
+        </w:rPr>
+        <w:t>Multi-Turn Incident Investigation</w:t>
+      </w:r>
+      <w:r>
+        <w:rPr>
+          <w:rFonts w:ascii="Times New Roman" w:hAnsi="Times New Roman"/>
+          <w:b w:val="0"/>
+          <w:i w:val="0"/>
+          <w:color w:val="000000"/>
+          <w:sz w:val="22"/>
+        </w:rPr>
+        <w:t xml:space="preserve"> (</w:t>
+      </w:r>
+      <w:r>
+        <w:rPr>
+          <w:rFonts w:ascii="Consolas" w:hAnsi="Consolas"/>
+          <w:color w:val="595959"/>
+          <w:sz w:val="19"/>
+        </w:rPr>
+        <w:t>agent/investigation_agent.py</w:t>
+      </w:r>
+      <w:r>
+        <w:rPr>
+          <w:rFonts w:ascii="Times New Roman" w:hAnsi="Times New Roman"/>
+          <w:b w:val="0"/>
+          <w:i w:val="0"/>
+          <w:color w:val="000000"/>
+          <w:sz w:val="22"/>
+        </w:rPr>
+        <w:t>): For any critical HIGH-priority alert (e.g. distress trigger or impulse threat), the orchestrator automatically launches a background multi-turn investigation loop. It schedules follow-up ambient recordings at +10s, +30s, and +60s offsets, builds a comparative risk timeline, and reaches a final threat verdict (</w:t>
+      </w:r>
+      <w:r>
+        <w:rPr>
+          <w:rFonts w:ascii="Consolas" w:hAnsi="Consolas"/>
+          <w:color w:val="595959"/>
+          <w:sz w:val="19"/>
+        </w:rPr>
+        <w:t>threat_confirmed</w:t>
+      </w:r>
+      <w:r>
+        <w:rPr>
+          <w:rFonts w:ascii="Times New Roman" w:hAnsi="Times New Roman"/>
+          <w:b w:val="0"/>
+          <w:i w:val="0"/>
+          <w:color w:val="000000"/>
+          <w:sz w:val="22"/>
+        </w:rPr>
+        <w:t xml:space="preserve">, </w:t>
+      </w:r>
+      <w:r>
+        <w:rPr>
+          <w:rFonts w:ascii="Consolas" w:hAnsi="Consolas"/>
+          <w:color w:val="595959"/>
+          <w:sz w:val="19"/>
+        </w:rPr>
+        <w:t>threat_resolved</w:t>
+      </w:r>
+      <w:r>
+        <w:rPr>
+          <w:rFonts w:ascii="Times New Roman" w:hAnsi="Times New Roman"/>
+          <w:b w:val="0"/>
+          <w:i w:val="0"/>
+          <w:color w:val="000000"/>
+          <w:sz w:val="22"/>
+        </w:rPr>
+        <w:t xml:space="preserve">, </w:t>
+      </w:r>
+      <w:r>
+        <w:rPr>
+          <w:rFonts w:ascii="Consolas" w:hAnsi="Consolas"/>
+          <w:color w:val="595959"/>
+          <w:sz w:val="19"/>
+        </w:rPr>
+        <w:t>false_alarm</w:t>
+      </w:r>
+      <w:r>
+        <w:rPr>
+          <w:rFonts w:ascii="Times New Roman" w:hAnsi="Times New Roman"/>
+          <w:b w:val="0"/>
+          <w:i w:val="0"/>
+          <w:color w:val="000000"/>
+          <w:sz w:val="22"/>
+        </w:rPr>
+        <w:t xml:space="preserve">, or </w:t>
+      </w:r>
+      <w:r>
+        <w:rPr>
+          <w:rFonts w:ascii="Consolas" w:hAnsi="Consolas"/>
+          <w:color w:val="595959"/>
+          <w:sz w:val="19"/>
+        </w:rPr>
+        <w:t>inconclusive</w:t>
+      </w:r>
+      <w:r>
+        <w:rPr>
+          <w:rFonts w:ascii="Times New Roman" w:hAnsi="Times New Roman"/>
+          <w:b w:val="0"/>
+          <w:i w:val="0"/>
+          <w:color w:val="000000"/>
+          <w:sz w:val="22"/>
+        </w:rPr>
+        <w:t>).</w:t>
+      </w:r>
+    </w:p>
+    <w:p/>
+    <w:p>
+      <w:pPr>
+        <w:pStyle w:val="Heading3"/>
+        <w:keepNext/>
+        <w:spacing w:before="160" w:after="40"/>
+      </w:pPr>
+      <w:r>
+        <w:rPr>
+          <w:rFonts w:ascii="Times New Roman" w:hAnsi="Times New Roman"/>
+          <w:b/>
+          <w:i w:val="0"/>
+          <w:color w:val="000000"/>
+          <w:sz w:val="24"/>
+        </w:rPr>
         <w:t>Resilience &amp; Fallbacks</w:t>
       </w:r>
     </w:p>
